--- a/ППННИР/1.2 Инструменты организации и проведения исследовательской деятельности.docx
+++ b/ППННИР/1.2 Инструменты организации и проведения исследовательской деятельности.docx
@@ -11,13 +11,7 @@
         </w:numPr>
       </w:pPr>
       <w:r>
-        <w:t>1.</w:t>
-      </w:r>
-      <w:r>
-        <w:t>2</w:t>
-      </w:r>
-      <w:r>
-        <w:t xml:space="preserve"> </w:t>
+        <w:t xml:space="preserve">1.2 </w:t>
       </w:r>
       <w:r>
         <w:t>Инструменты организации и проведения исследовательской деятельности</w:t>
@@ -35,6 +29,9 @@
       <w:r>
         <w:t>Основными инструментами, обеспечивающие организацию и реализацию исследовательской деятельности, являются средства, методы, формы и условия научного исследования.</w:t>
       </w:r>
+      <w:r>
+        <w:t xml:space="preserve"> В основе правильной организации исследования лежит методология – совокупность принципов, подходов и способов, которые задают логику выбора методов, средств и форм работы.</w:t>
+      </w:r>
     </w:p>
     <w:p>
       <w:pPr>
@@ -48,6 +45,9 @@
       <w:r>
         <w:t xml:space="preserve">Средства представляют собой совокупность материальных, информационных, логических и языковых инструментов, способствующие получению знаний. К ним можно отнести: материальные, например, приборы, оборудования, установки, техника, информационные – базы данных, программное обеспечение, сетевые ресурсы, математические и логические – модели, схемы, а также языковые – термины, символы, графические и вербальные формы представления информации. </w:t>
       </w:r>
+      <w:r>
+        <w:t xml:space="preserve">Также к средствам могут относится современные программные комплексы для анализа данных, цифровые библиотеки, системы статистической обработки. </w:t>
+      </w:r>
     </w:p>
     <w:p>
       <w:pPr>
@@ -75,15 +75,33 @@
       </w:r>
       <w:proofErr w:type="spellEnd"/>
       <w:r>
-        <w:t>. Формы же зависят от состава и характера задач. Обычно различают индивидуальную, в котором исследователь самостоятельно осуществляет этапы, коллективную, где взаимодействуют несколько специалистов в рамках научных групп, а также проектную, основанную на последовательном прохождении всех трёх фаз. Условия эффективного научного исследования можно назвать:</w:t>
+        <w:t xml:space="preserve">. </w:t>
+      </w:r>
+      <w:r>
+        <w:t xml:space="preserve">Ещё выделяют общие логические методы, применяющиеся на всех этапах исследования, позволяющие переходить от отдельных фактов к системе обобщенных знаний. Эмпирические методы обеспечивают сбор первостепенной информации, ссылаясь на реальные условия. Теоретические, в свою очередь, на глубокое осмысление результатов, выявление закономерностей и формирование концепций. </w:t>
+      </w:r>
+      <w:r>
+        <w:t xml:space="preserve">Формы же зависят от состава и характера задач. Обычно различают индивидуальную, в котором исследователь самостоятельно осуществляет этапы, коллективную, где взаимодействуют несколько специалистов в рамках научных групп, а также </w:t>
+      </w:r>
+      <w:r>
+        <w:lastRenderedPageBreak/>
+        <w:t xml:space="preserve">проектную, основанную на последовательном прохождении всех трёх фаз. </w:t>
+      </w:r>
+      <w:r>
+        <w:t>В настоящее время используется также сетевые формы взаимодействия, к ним относят дистанционные научные коллаборации, работу в виртуальных научных группах, участие в международных проектах.</w:t>
       </w:r>
     </w:p>
     <w:p>
       <w:pPr>
-        <w:pStyle w:val="a"/>
-      </w:pPr>
-      <w:r>
-        <w:t>Квалифицированные кадры, грамотное делегирование обязанностей;</w:t>
+        <w:pStyle w:val="a0"/>
+        <w:numPr>
+          <w:ilvl w:val="0"/>
+          <w:numId w:val="0"/>
+        </w:numPr>
+        <w:ind w:firstLine="709"/>
+      </w:pPr>
+      <w:r>
+        <w:t>Условия эффективного научного исследования можно назвать:</w:t>
       </w:r>
     </w:p>
     <w:p>
@@ -91,7 +109,7 @@
         <w:pStyle w:val="a"/>
       </w:pPr>
       <w:r>
-        <w:t>материально-техническая база, информационное обеспечение;</w:t>
+        <w:t>Квалифицированные кадры, грамотное делегирование обязанностей;</w:t>
       </w:r>
     </w:p>
     <w:p>
@@ -99,18 +117,42 @@
         <w:pStyle w:val="a"/>
       </w:pPr>
       <w:r>
-        <w:t>организационно-методическое сопровождение;</w:t>
+        <w:t>материально-техническая база, информационное обеспечение;</w:t>
       </w:r>
     </w:p>
     <w:p>
       <w:pPr>
         <w:pStyle w:val="a"/>
-        <w:spacing w:before="280" w:after="280"/>
+      </w:pPr>
+      <w:r>
+        <w:t>организационно-методическое сопровождение;</w:t>
+      </w:r>
+    </w:p>
+    <w:p>
+      <w:pPr>
+        <w:pStyle w:val="a"/>
+      </w:pPr>
+      <w:r>
+        <w:t>соблюдение принципов научной этики.</w:t>
+      </w:r>
+    </w:p>
+    <w:p>
+      <w:pPr>
+        <w:spacing w:after="300"/>
+      </w:pPr>
+      <w:r>
+        <w:t xml:space="preserve">Эффективность исследовательской деятельность определяется качеством организации самого процесса. Необходимо грамотно подойти к планированию, определению ресурсов и возможных рисков.  К тому же, современные исследования требуют системной обработки, применяя методы статистики, инструментов визуализации, средств проверки достоверности и воспроизводимости результатов. </w:t>
+      </w:r>
+    </w:p>
+    <w:p>
+      <w:pPr>
+        <w:spacing w:after="300"/>
         <w:jc w:val="center"/>
-      </w:pPr>
-      <w:r>
-        <w:t>соблюдение принципов научной этики.</w:t>
-      </w:r>
+        <w:rPr>
+          <w:b/>
+          <w:bCs/>
+        </w:rPr>
+      </w:pPr>
       <w:r>
         <w:br w:type="column"/>
       </w:r>
@@ -191,10 +233,7 @@
         </w:r>
       </w:hyperlink>
       <w:r>
-        <w:t xml:space="preserve"> </w:t>
-      </w:r>
-      <w:r>
-        <w:t>(дата обращения: 04.11.2025).</w:t>
+        <w:t xml:space="preserve"> (дата обращения: 04.11.2025).</w:t>
       </w:r>
     </w:p>
     <w:sectPr>
@@ -1845,6 +1884,7 @@
   <w:style w:type="character" w:default="1" w:styleId="a2">
     <w:name w:val="Default Paragraph Font"/>
     <w:uiPriority w:val="1"/>
+    <w:semiHidden/>
     <w:unhideWhenUsed/>
   </w:style>
   <w:style w:type="table" w:default="1" w:styleId="a3">

--- a/ППННИР/1.2 Инструменты организации и проведения исследовательской деятельности.docx
+++ b/ППННИР/1.2 Инструменты организации и проведения исследовательской деятельности.docx
@@ -1,6 +1,6 @@
 
 <file path=word/document.xml><?xml version="1.0" encoding="utf-8"?>
-<w:document xmlns:wpc="http://schemas.microsoft.com/office/word/2010/wordprocessingCanvas" xmlns:cx="http://schemas.microsoft.com/office/drawing/2014/chartex" xmlns:cx1="http://schemas.microsoft.com/office/drawing/2015/9/8/chartex" xmlns:cx2="http://schemas.microsoft.com/office/drawing/2015/10/21/chartex" xmlns:cx3="http://schemas.microsoft.com/office/drawing/2016/5/9/chartex" xmlns:cx4="http://schemas.microsoft.com/office/drawing/2016/5/10/chartex" xmlns:cx5="http://schemas.microsoft.com/office/drawing/2016/5/11/chartex" xmlns:cx6="http://schemas.microsoft.com/office/drawing/2016/5/12/chartex" xmlns:cx7="http://schemas.microsoft.com/office/drawing/2016/5/13/chartex" xmlns:cx8="http://schemas.microsoft.com/office/drawing/2016/5/14/chartex" xmlns:mc="http://schemas.openxmlformats.org/markup-compatibility/2006" xmlns:aink="http://schemas.microsoft.com/office/drawing/2016/ink" xmlns:am3d="http://schemas.microsoft.com/office/drawing/2017/model3d" xmlns:o="urn:schemas-microsoft-com:office:office" xmlns:oel="http://schemas.microsoft.com/office/2019/extlst" xmlns:r="http://schemas.openxmlformats.org/officeDocument/2006/relationships" xmlns:m="http://schemas.openxmlformats.org/officeDocument/2006/math" xmlns:v="urn:schemas-microsoft-com:vml" xmlns:wp14="http://schemas.microsoft.com/office/word/2010/wordprocessingDrawing" xmlns:wp="http://schemas.openxmlformats.org/drawingml/2006/wordprocessingDrawing" xmlns:w10="urn:schemas-microsoft-com:office:word" xmlns:w="http://schemas.openxmlformats.org/wordprocessingml/2006/main" xmlns:w14="http://schemas.microsoft.com/office/word/2010/wordml" xmlns:w15="http://schemas.microsoft.com/office/word/2012/wordml" xmlns:w16cex="http://schemas.microsoft.com/office/word/2018/wordml/cex" xmlns:w16cid="http://schemas.microsoft.com/office/word/2016/wordml/cid" xmlns:w16="http://schemas.microsoft.com/office/word/2018/wordml" xmlns:w16sdtdh="http://schemas.microsoft.com/office/word/2020/wordml/sdtdatahash" xmlns:w16se="http://schemas.microsoft.com/office/word/2015/wordml/symex" xmlns:wpg="http://schemas.microsoft.com/office/word/2010/wordprocessingGroup" xmlns:wpi="http://schemas.microsoft.com/office/word/2010/wordprocessingInk" xmlns:wne="http://schemas.microsoft.com/office/word/2006/wordml" xmlns:wps="http://schemas.microsoft.com/office/word/2010/wordprocessingShape" mc:Ignorable="w14 w15 w16se w16cid w16 w16cex w16sdtdh wp14">
+<w:document xmlns:wpc="http://schemas.microsoft.com/office/word/2010/wordprocessingCanvas" xmlns:cx="http://schemas.microsoft.com/office/drawing/2014/chartex" xmlns:cx1="http://schemas.microsoft.com/office/drawing/2015/9/8/chartex" xmlns:cx2="http://schemas.microsoft.com/office/drawing/2015/10/21/chartex" xmlns:cx3="http://schemas.microsoft.com/office/drawing/2016/5/9/chartex" xmlns:cx4="http://schemas.microsoft.com/office/drawing/2016/5/10/chartex" xmlns:cx5="http://schemas.microsoft.com/office/drawing/2016/5/11/chartex" xmlns:cx6="http://schemas.microsoft.com/office/drawing/2016/5/12/chartex" xmlns:cx7="http://schemas.microsoft.com/office/drawing/2016/5/13/chartex" xmlns:cx8="http://schemas.microsoft.com/office/drawing/2016/5/14/chartex" xmlns:mc="http://schemas.openxmlformats.org/markup-compatibility/2006" xmlns:aink="http://schemas.microsoft.com/office/drawing/2016/ink" xmlns:am3d="http://schemas.microsoft.com/office/drawing/2017/model3d" xmlns:o="urn:schemas-microsoft-com:office:office" xmlns:r="http://schemas.openxmlformats.org/officeDocument/2006/relationships" xmlns:m="http://schemas.openxmlformats.org/officeDocument/2006/math" xmlns:v="urn:schemas-microsoft-com:vml" xmlns:wp14="http://schemas.microsoft.com/office/word/2010/wordprocessingDrawing" xmlns:wp="http://schemas.openxmlformats.org/drawingml/2006/wordprocessingDrawing" xmlns:w10="urn:schemas-microsoft-com:office:word" xmlns:w="http://schemas.openxmlformats.org/wordprocessingml/2006/main" xmlns:w14="http://schemas.microsoft.com/office/word/2010/wordml" xmlns:w15="http://schemas.microsoft.com/office/word/2012/wordml" xmlns:w16cex="http://schemas.microsoft.com/office/word/2018/wordml/cex" xmlns:w16cid="http://schemas.microsoft.com/office/word/2016/wordml/cid" xmlns:w16="http://schemas.microsoft.com/office/word/2018/wordml" xmlns:w16sdtdh="http://schemas.microsoft.com/office/word/2020/wordml/sdtdatahash" xmlns:w16se="http://schemas.microsoft.com/office/word/2015/wordml/symex" xmlns:wpg="http://schemas.microsoft.com/office/word/2010/wordprocessingGroup" xmlns:wpi="http://schemas.microsoft.com/office/word/2010/wordprocessingInk" xmlns:wne="http://schemas.microsoft.com/office/word/2006/wordml" xmlns:wps="http://schemas.microsoft.com/office/word/2010/wordprocessingShape" mc:Ignorable="w14 w15 w16se w16cid w16 w16cex w16sdtdh wp14">
   <w:body>
     <w:p>
       <w:pPr>
@@ -46,7 +46,114 @@
         <w:t xml:space="preserve">Средства представляют собой совокупность материальных, информационных, логических и языковых инструментов, способствующие получению знаний. К ним можно отнести: материальные, например, приборы, оборудования, установки, техника, информационные – базы данных, программное обеспечение, сетевые ресурсы, математические и логические – модели, схемы, а также языковые – термины, символы, графические и вербальные формы представления информации. </w:t>
       </w:r>
       <w:r>
-        <w:t xml:space="preserve">Также к средствам могут относится современные программные комплексы для анализа данных, цифровые библиотеки, системы статистической обработки. </w:t>
+        <w:t>Также к средствам могут относится современные программные комплексы для анализа данных, цифровые библиотеки, системы статистической обработки.</w:t>
+      </w:r>
+    </w:p>
+    <w:p>
+      <w:pPr>
+        <w:shd w:val="clear" w:color="auto" w:fill="FFFFFF"/>
+        <w:rPr>
+          <w:color w:val="0F1115"/>
+          <w:szCs w:val="28"/>
+          <w:highlight w:val="yellow"/>
+        </w:rPr>
+      </w:pPr>
+      <w:r>
+        <w:t xml:space="preserve">Методы, в свою очередь, представляют совокупность приёмов и операций, направленных на получение достоверных знаний. Методы можно подразделить на эмпирические, то есть наблюдение, измерение, эксперимент и </w:t>
+      </w:r>
+      <w:proofErr w:type="spellStart"/>
+      <w:r>
+        <w:t>тп</w:t>
+      </w:r>
+      <w:proofErr w:type="spellEnd"/>
+      <w:r>
+        <w:t xml:space="preserve">., и теоретические – анализ, моделирование, индукция, дедукция и </w:t>
+      </w:r>
+      <w:proofErr w:type="spellStart"/>
+      <w:r>
+        <w:t>тд</w:t>
+      </w:r>
+      <w:proofErr w:type="spellEnd"/>
+      <w:r>
+        <w:t xml:space="preserve">. </w:t>
+      </w:r>
+      <w:r>
+        <w:t>Ещё выделяют общие логические методы, применяющиеся на всех этапах исследования, позволяющие переходить от отдельных фактов к системе обобщенных знаний. Эмпирические методы обеспечивают сбор первостепенной информации, ссылаясь на реальные условия. Теоретические, в свою очередь, на глубокое осмысление результатов, выявление закономерностей и формирование концепций</w:t>
+      </w:r>
+      <w:r>
+        <w:t> </w:t>
+      </w:r>
+      <w:r>
+        <w:t>[2]</w:t>
+      </w:r>
+      <w:r>
+        <w:t xml:space="preserve">. </w:t>
+      </w:r>
+      <w:r>
+        <w:t xml:space="preserve">Формы же зависят от состава и характера задач. Обычно различают индивидуальную, в котором исследователь самостоятельно осуществляет этапы, коллективную, где взаимодействуют несколько специалистов в рамках научных групп, а также </w:t>
+      </w:r>
+      <w:r>
+        <w:lastRenderedPageBreak/>
+        <w:t xml:space="preserve">проектную, основанную на последовательном прохождении всех трёх фаз. </w:t>
+      </w:r>
+      <w:r>
+        <w:t>В настоящее время используется также сетевые формы взаимодействия, к ним относят дистанционные научные коллаборации, работу в виртуальных научных группах, участие в международных проектах</w:t>
+      </w:r>
+      <w:r>
+        <w:rPr>
+          <w:lang w:val="en-US"/>
+        </w:rPr>
+        <w:t> </w:t>
+      </w:r>
+      <w:r>
+        <w:t>[2]</w:t>
+      </w:r>
+      <w:r>
+        <w:t xml:space="preserve">. </w:t>
+      </w:r>
+      <w:r>
+        <w:rPr>
+          <w:color w:val="0F1115"/>
+          <w:szCs w:val="28"/>
+        </w:rPr>
+        <w:t>Анализ предполагает мысленное или практическое расчленение объекта на составные элементы для их детального изучения. Синтез, будучи неразрывно связанным с анализом, представляет собой соединение ранее выделенных частей в целостную систему, что позволяет раскрыть сущность объекта в единстве и взаимо</w:t>
+      </w:r>
+      <w:r>
+        <w:rPr>
+          <w:color w:val="0F1115"/>
+          <w:szCs w:val="28"/>
+        </w:rPr>
+        <w:t xml:space="preserve">связи его сторон. </w:t>
+      </w:r>
+      <w:r>
+        <w:rPr>
+          <w:bCs/>
+          <w:color w:val="0F1115"/>
+          <w:szCs w:val="28"/>
+        </w:rPr>
+        <w:t>Моделирование</w:t>
+      </w:r>
+      <w:r>
+        <w:rPr>
+          <w:color w:val="0F1115"/>
+          <w:szCs w:val="28"/>
+        </w:rPr>
+        <w:t xml:space="preserve"> – это </w:t>
+      </w:r>
+      <w:r>
+        <w:rPr>
+          <w:color w:val="0F1115"/>
+          <w:szCs w:val="28"/>
+        </w:rPr>
+        <w:t xml:space="preserve">метод изучения объектов через создание и исследование их </w:t>
+      </w:r>
+      <w:r>
+        <w:rPr>
+          <w:color w:val="0F1115"/>
+          <w:szCs w:val="28"/>
+          <w:highlight w:val="yellow"/>
+        </w:rPr>
+        <w:t>аналогов (моделей), воспроизводящих ключевые свойства оригинала.</w:t>
       </w:r>
     </w:p>
     <w:p>
@@ -59,80 +166,65 @@
         <w:ind w:firstLine="709"/>
       </w:pPr>
       <w:r>
-        <w:t xml:space="preserve">Методы, в свою очередь, представляют совокупность приёмов и операций, направленных на получение достоверных знаний. Методы можно подразделить на эмпирические, то есть наблюдение, измерение, эксперимент и </w:t>
-      </w:r>
-      <w:proofErr w:type="spellStart"/>
-      <w:r>
-        <w:t>тп</w:t>
-      </w:r>
-      <w:proofErr w:type="spellEnd"/>
-      <w:r>
-        <w:t xml:space="preserve">., и теоретические – анализ, моделирование, индукция, дедукция и </w:t>
-      </w:r>
-      <w:proofErr w:type="spellStart"/>
-      <w:r>
-        <w:t>тд</w:t>
-      </w:r>
-      <w:proofErr w:type="spellEnd"/>
-      <w:r>
-        <w:t xml:space="preserve">. </w:t>
-      </w:r>
-      <w:r>
-        <w:t xml:space="preserve">Ещё выделяют общие логические методы, применяющиеся на всех этапах исследования, позволяющие переходить от отдельных фактов к системе обобщенных знаний. Эмпирические методы обеспечивают сбор первостепенной информации, ссылаясь на реальные условия. Теоретические, в свою очередь, на глубокое осмысление результатов, выявление закономерностей и формирование концепций. </w:t>
-      </w:r>
-      <w:r>
-        <w:t xml:space="preserve">Формы же зависят от состава и характера задач. Обычно различают индивидуальную, в котором исследователь самостоятельно осуществляет этапы, коллективную, где взаимодействуют несколько специалистов в рамках научных групп, а также </w:t>
-      </w:r>
-      <w:r>
-        <w:lastRenderedPageBreak/>
-        <w:t xml:space="preserve">проектную, основанную на последовательном прохождении всех трёх фаз. </w:t>
-      </w:r>
-      <w:r>
-        <w:t>В настоящее время используется также сетевые формы взаимодействия, к ним относят дистанционные научные коллаборации, работу в виртуальных научных группах, участие в международных проектах.</w:t>
+        <w:rPr>
+          <w:highlight w:val="yellow"/>
+        </w:rPr>
+        <w:t>Условия эффективного научного</w:t>
+      </w:r>
+      <w:r>
+        <w:t xml:space="preserve"> исследования можно назвать:</w:t>
       </w:r>
     </w:p>
     <w:p>
       <w:pPr>
-        <w:pStyle w:val="a0"/>
-        <w:numPr>
-          <w:ilvl w:val="0"/>
-          <w:numId w:val="0"/>
-        </w:numPr>
-        <w:ind w:firstLine="709"/>
-      </w:pPr>
-      <w:r>
-        <w:t>Условия эффективного научного исследования можно назвать:</w:t>
+        <w:pStyle w:val="a"/>
+      </w:pPr>
+      <w:r>
+        <w:t>Квалифицированные кадры, грамотное делегирование обязанностей;</w:t>
       </w:r>
     </w:p>
     <w:p>
       <w:pPr>
         <w:pStyle w:val="a"/>
-      </w:pPr>
-      <w:r>
-        <w:t>Квалифицированные кадры, грамотное делегирование обязанностей;</w:t>
+        <w:rPr>
+          <w:highlight w:val="yellow"/>
+        </w:rPr>
+      </w:pPr>
+      <w:r>
+        <w:t>материально-</w:t>
+      </w:r>
+      <w:r>
+        <w:rPr>
+          <w:highlight w:val="yellow"/>
+        </w:rPr>
+        <w:t>техническая база, информационное обеспечение;</w:t>
       </w:r>
     </w:p>
     <w:p>
       <w:pPr>
         <w:pStyle w:val="a"/>
-      </w:pPr>
-      <w:r>
-        <w:t>материально-техническая база, информационное обеспечение;</w:t>
+        <w:rPr>
+          <w:highlight w:val="yellow"/>
+        </w:rPr>
+      </w:pPr>
+      <w:r>
+        <w:rPr>
+          <w:highlight w:val="yellow"/>
+        </w:rPr>
+        <w:t>организационно-методическое сопровождение;</w:t>
       </w:r>
     </w:p>
     <w:p>
       <w:pPr>
         <w:pStyle w:val="a"/>
-      </w:pPr>
-      <w:r>
-        <w:t>организационно-методическое сопровождение;</w:t>
-      </w:r>
-    </w:p>
-    <w:p>
-      <w:pPr>
-        <w:pStyle w:val="a"/>
-      </w:pPr>
-      <w:r>
+        <w:rPr>
+          <w:highlight w:val="yellow"/>
+        </w:rPr>
+      </w:pPr>
+      <w:r>
+        <w:rPr>
+          <w:highlight w:val="yellow"/>
+        </w:rPr>
         <w:t>соблюдение принципов научной этики.</w:t>
       </w:r>
     </w:p>
@@ -248,7 +340,7 @@
 </file>
 
 <file path=word/endnotes.xml><?xml version="1.0" encoding="utf-8"?>
-<w:endnotes xmlns:wpc="http://schemas.microsoft.com/office/word/2010/wordprocessingCanvas" xmlns:cx="http://schemas.microsoft.com/office/drawing/2014/chartex" xmlns:cx1="http://schemas.microsoft.com/office/drawing/2015/9/8/chartex" xmlns:cx2="http://schemas.microsoft.com/office/drawing/2015/10/21/chartex" xmlns:cx3="http://schemas.microsoft.com/office/drawing/2016/5/9/chartex" xmlns:cx4="http://schemas.microsoft.com/office/drawing/2016/5/10/chartex" xmlns:cx5="http://schemas.microsoft.com/office/drawing/2016/5/11/chartex" xmlns:cx6="http://schemas.microsoft.com/office/drawing/2016/5/12/chartex" xmlns:cx7="http://schemas.microsoft.com/office/drawing/2016/5/13/chartex" xmlns:cx8="http://schemas.microsoft.com/office/drawing/2016/5/14/chartex" xmlns:mc="http://schemas.openxmlformats.org/markup-compatibility/2006" xmlns:aink="http://schemas.microsoft.com/office/drawing/2016/ink" xmlns:am3d="http://schemas.microsoft.com/office/drawing/2017/model3d" xmlns:o="urn:schemas-microsoft-com:office:office" xmlns:oel="http://schemas.microsoft.com/office/2019/extlst" xmlns:r="http://schemas.openxmlformats.org/officeDocument/2006/relationships" xmlns:m="http://schemas.openxmlformats.org/officeDocument/2006/math" xmlns:v="urn:schemas-microsoft-com:vml" xmlns:wp14="http://schemas.microsoft.com/office/word/2010/wordprocessingDrawing" xmlns:wp="http://schemas.openxmlformats.org/drawingml/2006/wordprocessingDrawing" xmlns:w10="urn:schemas-microsoft-com:office:word" xmlns:w="http://schemas.openxmlformats.org/wordprocessingml/2006/main" xmlns:w14="http://schemas.microsoft.com/office/word/2010/wordml" xmlns:w15="http://schemas.microsoft.com/office/word/2012/wordml" xmlns:w16cex="http://schemas.microsoft.com/office/word/2018/wordml/cex" xmlns:w16cid="http://schemas.microsoft.com/office/word/2016/wordml/cid" xmlns:w16="http://schemas.microsoft.com/office/word/2018/wordml" xmlns:w16sdtdh="http://schemas.microsoft.com/office/word/2020/wordml/sdtdatahash" xmlns:w16se="http://schemas.microsoft.com/office/word/2015/wordml/symex" xmlns:wpg="http://schemas.microsoft.com/office/word/2010/wordprocessingGroup" xmlns:wpi="http://schemas.microsoft.com/office/word/2010/wordprocessingInk" xmlns:wne="http://schemas.microsoft.com/office/word/2006/wordml" xmlns:wps="http://schemas.microsoft.com/office/word/2010/wordprocessingShape" mc:Ignorable="w14 w15 w16se w16cid w16 w16cex w16sdtdh wp14">
+<w:endnotes xmlns:wpc="http://schemas.microsoft.com/office/word/2010/wordprocessingCanvas" xmlns:cx="http://schemas.microsoft.com/office/drawing/2014/chartex" xmlns:cx1="http://schemas.microsoft.com/office/drawing/2015/9/8/chartex" xmlns:cx2="http://schemas.microsoft.com/office/drawing/2015/10/21/chartex" xmlns:cx3="http://schemas.microsoft.com/office/drawing/2016/5/9/chartex" xmlns:cx4="http://schemas.microsoft.com/office/drawing/2016/5/10/chartex" xmlns:cx5="http://schemas.microsoft.com/office/drawing/2016/5/11/chartex" xmlns:cx6="http://schemas.microsoft.com/office/drawing/2016/5/12/chartex" xmlns:cx7="http://schemas.microsoft.com/office/drawing/2016/5/13/chartex" xmlns:cx8="http://schemas.microsoft.com/office/drawing/2016/5/14/chartex" xmlns:mc="http://schemas.openxmlformats.org/markup-compatibility/2006" xmlns:aink="http://schemas.microsoft.com/office/drawing/2016/ink" xmlns:am3d="http://schemas.microsoft.com/office/drawing/2017/model3d" xmlns:o="urn:schemas-microsoft-com:office:office" xmlns:r="http://schemas.openxmlformats.org/officeDocument/2006/relationships" xmlns:m="http://schemas.openxmlformats.org/officeDocument/2006/math" xmlns:v="urn:schemas-microsoft-com:vml" xmlns:wp14="http://schemas.microsoft.com/office/word/2010/wordprocessingDrawing" xmlns:wp="http://schemas.openxmlformats.org/drawingml/2006/wordprocessingDrawing" xmlns:w10="urn:schemas-microsoft-com:office:word" xmlns:w="http://schemas.openxmlformats.org/wordprocessingml/2006/main" xmlns:w14="http://schemas.microsoft.com/office/word/2010/wordml" xmlns:w15="http://schemas.microsoft.com/office/word/2012/wordml" xmlns:w16cex="http://schemas.microsoft.com/office/word/2018/wordml/cex" xmlns:w16cid="http://schemas.microsoft.com/office/word/2016/wordml/cid" xmlns:w16="http://schemas.microsoft.com/office/word/2018/wordml" xmlns:w16sdtdh="http://schemas.microsoft.com/office/word/2020/wordml/sdtdatahash" xmlns:w16se="http://schemas.microsoft.com/office/word/2015/wordml/symex" xmlns:wpg="http://schemas.microsoft.com/office/word/2010/wordprocessingGroup" xmlns:wpi="http://schemas.microsoft.com/office/word/2010/wordprocessingInk" xmlns:wne="http://schemas.microsoft.com/office/word/2006/wordml" xmlns:wps="http://schemas.microsoft.com/office/word/2010/wordprocessingShape" mc:Ignorable="w14 w15 w16se w16cid w16 w16cex w16sdtdh wp14">
   <w:endnote w:type="separator" w:id="-1">
     <w:p>
       <w:pPr>
@@ -273,7 +365,7 @@
 </file>
 
 <file path=word/footer1.xml><?xml version="1.0" encoding="utf-8"?>
-<w:ftr xmlns:wpc="http://schemas.microsoft.com/office/word/2010/wordprocessingCanvas" xmlns:cx="http://schemas.microsoft.com/office/drawing/2014/chartex" xmlns:cx1="http://schemas.microsoft.com/office/drawing/2015/9/8/chartex" xmlns:cx2="http://schemas.microsoft.com/office/drawing/2015/10/21/chartex" xmlns:cx3="http://schemas.microsoft.com/office/drawing/2016/5/9/chartex" xmlns:cx4="http://schemas.microsoft.com/office/drawing/2016/5/10/chartex" xmlns:cx5="http://schemas.microsoft.com/office/drawing/2016/5/11/chartex" xmlns:cx6="http://schemas.microsoft.com/office/drawing/2016/5/12/chartex" xmlns:cx7="http://schemas.microsoft.com/office/drawing/2016/5/13/chartex" xmlns:cx8="http://schemas.microsoft.com/office/drawing/2016/5/14/chartex" xmlns:mc="http://schemas.openxmlformats.org/markup-compatibility/2006" xmlns:aink="http://schemas.microsoft.com/office/drawing/2016/ink" xmlns:am3d="http://schemas.microsoft.com/office/drawing/2017/model3d" xmlns:o="urn:schemas-microsoft-com:office:office" xmlns:oel="http://schemas.microsoft.com/office/2019/extlst" xmlns:r="http://schemas.openxmlformats.org/officeDocument/2006/relationships" xmlns:m="http://schemas.openxmlformats.org/officeDocument/2006/math" xmlns:v="urn:schemas-microsoft-com:vml" xmlns:wp14="http://schemas.microsoft.com/office/word/2010/wordprocessingDrawing" xmlns:wp="http://schemas.openxmlformats.org/drawingml/2006/wordprocessingDrawing" xmlns:w10="urn:schemas-microsoft-com:office:word" xmlns:w="http://schemas.openxmlformats.org/wordprocessingml/2006/main" xmlns:w14="http://schemas.microsoft.com/office/word/2010/wordml" xmlns:w15="http://schemas.microsoft.com/office/word/2012/wordml" xmlns:w16cex="http://schemas.microsoft.com/office/word/2018/wordml/cex" xmlns:w16cid="http://schemas.microsoft.com/office/word/2016/wordml/cid" xmlns:w16="http://schemas.microsoft.com/office/word/2018/wordml" xmlns:w16sdtdh="http://schemas.microsoft.com/office/word/2020/wordml/sdtdatahash" xmlns:w16se="http://schemas.microsoft.com/office/word/2015/wordml/symex" xmlns:wpg="http://schemas.microsoft.com/office/word/2010/wordprocessingGroup" xmlns:wpi="http://schemas.microsoft.com/office/word/2010/wordprocessingInk" xmlns:wne="http://schemas.microsoft.com/office/word/2006/wordml" xmlns:wps="http://schemas.microsoft.com/office/word/2010/wordprocessingShape" mc:Ignorable="w14 w15 w16se w16cid w16 w16cex w16sdtdh wp14">
+<w:ftr xmlns:wpc="http://schemas.microsoft.com/office/word/2010/wordprocessingCanvas" xmlns:cx="http://schemas.microsoft.com/office/drawing/2014/chartex" xmlns:cx1="http://schemas.microsoft.com/office/drawing/2015/9/8/chartex" xmlns:cx2="http://schemas.microsoft.com/office/drawing/2015/10/21/chartex" xmlns:cx3="http://schemas.microsoft.com/office/drawing/2016/5/9/chartex" xmlns:cx4="http://schemas.microsoft.com/office/drawing/2016/5/10/chartex" xmlns:cx5="http://schemas.microsoft.com/office/drawing/2016/5/11/chartex" xmlns:cx6="http://schemas.microsoft.com/office/drawing/2016/5/12/chartex" xmlns:cx7="http://schemas.microsoft.com/office/drawing/2016/5/13/chartex" xmlns:cx8="http://schemas.microsoft.com/office/drawing/2016/5/14/chartex" xmlns:mc="http://schemas.openxmlformats.org/markup-compatibility/2006" xmlns:aink="http://schemas.microsoft.com/office/drawing/2016/ink" xmlns:am3d="http://schemas.microsoft.com/office/drawing/2017/model3d" xmlns:o="urn:schemas-microsoft-com:office:office" xmlns:r="http://schemas.openxmlformats.org/officeDocument/2006/relationships" xmlns:m="http://schemas.openxmlformats.org/officeDocument/2006/math" xmlns:v="urn:schemas-microsoft-com:vml" xmlns:wp14="http://schemas.microsoft.com/office/word/2010/wordprocessingDrawing" xmlns:wp="http://schemas.openxmlformats.org/drawingml/2006/wordprocessingDrawing" xmlns:w10="urn:schemas-microsoft-com:office:word" xmlns:w="http://schemas.openxmlformats.org/wordprocessingml/2006/main" xmlns:w14="http://schemas.microsoft.com/office/word/2010/wordml" xmlns:w15="http://schemas.microsoft.com/office/word/2012/wordml" xmlns:w16cex="http://schemas.microsoft.com/office/word/2018/wordml/cex" xmlns:w16cid="http://schemas.microsoft.com/office/word/2016/wordml/cid" xmlns:w16="http://schemas.microsoft.com/office/word/2018/wordml" xmlns:w16sdtdh="http://schemas.microsoft.com/office/word/2020/wordml/sdtdatahash" xmlns:w16se="http://schemas.microsoft.com/office/word/2015/wordml/symex" xmlns:wpg="http://schemas.microsoft.com/office/word/2010/wordprocessingGroup" xmlns:wpi="http://schemas.microsoft.com/office/word/2010/wordprocessingInk" xmlns:wne="http://schemas.microsoft.com/office/word/2006/wordml" xmlns:wps="http://schemas.microsoft.com/office/word/2010/wordprocessingShape" mc:Ignorable="w14 w15 w16se w16cid w16 w16cex w16sdtdh wp14">
   <w:p>
     <w:pPr>
       <w:pStyle w:val="af3"/>
@@ -300,7 +392,7 @@
 </file>
 
 <file path=word/footnotes.xml><?xml version="1.0" encoding="utf-8"?>
-<w:footnotes xmlns:wpc="http://schemas.microsoft.com/office/word/2010/wordprocessingCanvas" xmlns:cx="http://schemas.microsoft.com/office/drawing/2014/chartex" xmlns:cx1="http://schemas.microsoft.com/office/drawing/2015/9/8/chartex" xmlns:cx2="http://schemas.microsoft.com/office/drawing/2015/10/21/chartex" xmlns:cx3="http://schemas.microsoft.com/office/drawing/2016/5/9/chartex" xmlns:cx4="http://schemas.microsoft.com/office/drawing/2016/5/10/chartex" xmlns:cx5="http://schemas.microsoft.com/office/drawing/2016/5/11/chartex" xmlns:cx6="http://schemas.microsoft.com/office/drawing/2016/5/12/chartex" xmlns:cx7="http://schemas.microsoft.com/office/drawing/2016/5/13/chartex" xmlns:cx8="http://schemas.microsoft.com/office/drawing/2016/5/14/chartex" xmlns:mc="http://schemas.openxmlformats.org/markup-compatibility/2006" xmlns:aink="http://schemas.microsoft.com/office/drawing/2016/ink" xmlns:am3d="http://schemas.microsoft.com/office/drawing/2017/model3d" xmlns:o="urn:schemas-microsoft-com:office:office" xmlns:oel="http://schemas.microsoft.com/office/2019/extlst" xmlns:r="http://schemas.openxmlformats.org/officeDocument/2006/relationships" xmlns:m="http://schemas.openxmlformats.org/officeDocument/2006/math" xmlns:v="urn:schemas-microsoft-com:vml" xmlns:wp14="http://schemas.microsoft.com/office/word/2010/wordprocessingDrawing" xmlns:wp="http://schemas.openxmlformats.org/drawingml/2006/wordprocessingDrawing" xmlns:w10="urn:schemas-microsoft-com:office:word" xmlns:w="http://schemas.openxmlformats.org/wordprocessingml/2006/main" xmlns:w14="http://schemas.microsoft.com/office/word/2010/wordml" xmlns:w15="http://schemas.microsoft.com/office/word/2012/wordml" xmlns:w16cex="http://schemas.microsoft.com/office/word/2018/wordml/cex" xmlns:w16cid="http://schemas.microsoft.com/office/word/2016/wordml/cid" xmlns:w16="http://schemas.microsoft.com/office/word/2018/wordml" xmlns:w16sdtdh="http://schemas.microsoft.com/office/word/2020/wordml/sdtdatahash" xmlns:w16se="http://schemas.microsoft.com/office/word/2015/wordml/symex" xmlns:wpg="http://schemas.microsoft.com/office/word/2010/wordprocessingGroup" xmlns:wpi="http://schemas.microsoft.com/office/word/2010/wordprocessingInk" xmlns:wne="http://schemas.microsoft.com/office/word/2006/wordml" xmlns:wps="http://schemas.microsoft.com/office/word/2010/wordprocessingShape" mc:Ignorable="w14 w15 w16se w16cid w16 w16cex w16sdtdh wp14">
+<w:footnotes xmlns:wpc="http://schemas.microsoft.com/office/word/2010/wordprocessingCanvas" xmlns:cx="http://schemas.microsoft.com/office/drawing/2014/chartex" xmlns:cx1="http://schemas.microsoft.com/office/drawing/2015/9/8/chartex" xmlns:cx2="http://schemas.microsoft.com/office/drawing/2015/10/21/chartex" xmlns:cx3="http://schemas.microsoft.com/office/drawing/2016/5/9/chartex" xmlns:cx4="http://schemas.microsoft.com/office/drawing/2016/5/10/chartex" xmlns:cx5="http://schemas.microsoft.com/office/drawing/2016/5/11/chartex" xmlns:cx6="http://schemas.microsoft.com/office/drawing/2016/5/12/chartex" xmlns:cx7="http://schemas.microsoft.com/office/drawing/2016/5/13/chartex" xmlns:cx8="http://schemas.microsoft.com/office/drawing/2016/5/14/chartex" xmlns:mc="http://schemas.openxmlformats.org/markup-compatibility/2006" xmlns:aink="http://schemas.microsoft.com/office/drawing/2016/ink" xmlns:am3d="http://schemas.microsoft.com/office/drawing/2017/model3d" xmlns:o="urn:schemas-microsoft-com:office:office" xmlns:r="http://schemas.openxmlformats.org/officeDocument/2006/relationships" xmlns:m="http://schemas.openxmlformats.org/officeDocument/2006/math" xmlns:v="urn:schemas-microsoft-com:vml" xmlns:wp14="http://schemas.microsoft.com/office/word/2010/wordprocessingDrawing" xmlns:wp="http://schemas.openxmlformats.org/drawingml/2006/wordprocessingDrawing" xmlns:w10="urn:schemas-microsoft-com:office:word" xmlns:w="http://schemas.openxmlformats.org/wordprocessingml/2006/main" xmlns:w14="http://schemas.microsoft.com/office/word/2010/wordml" xmlns:w15="http://schemas.microsoft.com/office/word/2012/wordml" xmlns:w16cex="http://schemas.microsoft.com/office/word/2018/wordml/cex" xmlns:w16cid="http://schemas.microsoft.com/office/word/2016/wordml/cid" xmlns:w16="http://schemas.microsoft.com/office/word/2018/wordml" xmlns:w16sdtdh="http://schemas.microsoft.com/office/word/2020/wordml/sdtdatahash" xmlns:w16se="http://schemas.microsoft.com/office/word/2015/wordml/symex" xmlns:wpg="http://schemas.microsoft.com/office/word/2010/wordprocessingGroup" xmlns:wpi="http://schemas.microsoft.com/office/word/2010/wordprocessingInk" xmlns:wne="http://schemas.microsoft.com/office/word/2006/wordml" xmlns:wps="http://schemas.microsoft.com/office/word/2010/wordprocessingShape" mc:Ignorable="w14 w15 w16se w16cid w16 w16cex w16sdtdh wp14">
   <w:footnote w:type="separator" w:id="-1">
     <w:p>
       <w:pPr>
@@ -325,7 +417,7 @@
 </file>
 
 <file path=word/numbering.xml><?xml version="1.0" encoding="utf-8"?>
-<w:numbering xmlns:wpc="http://schemas.microsoft.com/office/word/2010/wordprocessingCanvas" xmlns:cx="http://schemas.microsoft.com/office/drawing/2014/chartex" xmlns:cx1="http://schemas.microsoft.com/office/drawing/2015/9/8/chartex" xmlns:cx2="http://schemas.microsoft.com/office/drawing/2015/10/21/chartex" xmlns:cx3="http://schemas.microsoft.com/office/drawing/2016/5/9/chartex" xmlns:cx4="http://schemas.microsoft.com/office/drawing/2016/5/10/chartex" xmlns:cx5="http://schemas.microsoft.com/office/drawing/2016/5/11/chartex" xmlns:cx6="http://schemas.microsoft.com/office/drawing/2016/5/12/chartex" xmlns:cx7="http://schemas.microsoft.com/office/drawing/2016/5/13/chartex" xmlns:cx8="http://schemas.microsoft.com/office/drawing/2016/5/14/chartex" xmlns:mc="http://schemas.openxmlformats.org/markup-compatibility/2006" xmlns:aink="http://schemas.microsoft.com/office/drawing/2016/ink" xmlns:am3d="http://schemas.microsoft.com/office/drawing/2017/model3d" xmlns:o="urn:schemas-microsoft-com:office:office" xmlns:oel="http://schemas.microsoft.com/office/2019/extlst" xmlns:r="http://schemas.openxmlformats.org/officeDocument/2006/relationships" xmlns:m="http://schemas.openxmlformats.org/officeDocument/2006/math" xmlns:v="urn:schemas-microsoft-com:vml" xmlns:wp14="http://schemas.microsoft.com/office/word/2010/wordprocessingDrawing" xmlns:wp="http://schemas.openxmlformats.org/drawingml/2006/wordprocessingDrawing" xmlns:w10="urn:schemas-microsoft-com:office:word" xmlns:w="http://schemas.openxmlformats.org/wordprocessingml/2006/main" xmlns:w14="http://schemas.microsoft.com/office/word/2010/wordml" xmlns:w15="http://schemas.microsoft.com/office/word/2012/wordml" xmlns:w16cex="http://schemas.microsoft.com/office/word/2018/wordml/cex" xmlns:w16cid="http://schemas.microsoft.com/office/word/2016/wordml/cid" xmlns:w16="http://schemas.microsoft.com/office/word/2018/wordml" xmlns:w16sdtdh="http://schemas.microsoft.com/office/word/2020/wordml/sdtdatahash" xmlns:w16se="http://schemas.microsoft.com/office/word/2015/wordml/symex" xmlns:wpg="http://schemas.microsoft.com/office/word/2010/wordprocessingGroup" xmlns:wpi="http://schemas.microsoft.com/office/word/2010/wordprocessingInk" xmlns:wne="http://schemas.microsoft.com/office/word/2006/wordml" xmlns:wps="http://schemas.microsoft.com/office/word/2010/wordprocessingShape" mc:Ignorable="w14 w15 w16se w16cid w16 w16cex w16sdtdh wp14">
+<w:numbering xmlns:wpc="http://schemas.microsoft.com/office/word/2010/wordprocessingCanvas" xmlns:cx="http://schemas.microsoft.com/office/drawing/2014/chartex" xmlns:cx1="http://schemas.microsoft.com/office/drawing/2015/9/8/chartex" xmlns:cx2="http://schemas.microsoft.com/office/drawing/2015/10/21/chartex" xmlns:cx3="http://schemas.microsoft.com/office/drawing/2016/5/9/chartex" xmlns:cx4="http://schemas.microsoft.com/office/drawing/2016/5/10/chartex" xmlns:cx5="http://schemas.microsoft.com/office/drawing/2016/5/11/chartex" xmlns:cx6="http://schemas.microsoft.com/office/drawing/2016/5/12/chartex" xmlns:cx7="http://schemas.microsoft.com/office/drawing/2016/5/13/chartex" xmlns:cx8="http://schemas.microsoft.com/office/drawing/2016/5/14/chartex" xmlns:mc="http://schemas.openxmlformats.org/markup-compatibility/2006" xmlns:aink="http://schemas.microsoft.com/office/drawing/2016/ink" xmlns:am3d="http://schemas.microsoft.com/office/drawing/2017/model3d" xmlns:o="urn:schemas-microsoft-com:office:office" xmlns:r="http://schemas.openxmlformats.org/officeDocument/2006/relationships" xmlns:m="http://schemas.openxmlformats.org/officeDocument/2006/math" xmlns:v="urn:schemas-microsoft-com:vml" xmlns:wp14="http://schemas.microsoft.com/office/word/2010/wordprocessingDrawing" xmlns:wp="http://schemas.openxmlformats.org/drawingml/2006/wordprocessingDrawing" xmlns:w10="urn:schemas-microsoft-com:office:word" xmlns:w="http://schemas.openxmlformats.org/wordprocessingml/2006/main" xmlns:w14="http://schemas.microsoft.com/office/word/2010/wordml" xmlns:w15="http://schemas.microsoft.com/office/word/2012/wordml" xmlns:w16cex="http://schemas.microsoft.com/office/word/2018/wordml/cex" xmlns:w16cid="http://schemas.microsoft.com/office/word/2016/wordml/cid" xmlns:w16="http://schemas.microsoft.com/office/word/2018/wordml" xmlns:w16sdtdh="http://schemas.microsoft.com/office/word/2020/wordml/sdtdatahash" xmlns:w16se="http://schemas.microsoft.com/office/word/2015/wordml/symex" xmlns:wpg="http://schemas.microsoft.com/office/word/2010/wordprocessingGroup" xmlns:wpi="http://schemas.microsoft.com/office/word/2010/wordprocessingInk" xmlns:wne="http://schemas.microsoft.com/office/word/2006/wordml" xmlns:wps="http://schemas.microsoft.com/office/word/2010/wordprocessingShape" mc:Ignorable="w14 w15 w16se w16cid w16 w16cex w16sdtdh wp14">
   <w:abstractNum w:abstractNumId="0" w15:restartNumberingAfterBreak="0">
     <w:nsid w:val="1A3A658A"/>
     <w:multiLevelType w:val="hybridMultilevel"/>
@@ -1317,46 +1409,46 @@
       </w:rPr>
     </w:lvl>
   </w:abstractNum>
-  <w:num w:numId="1" w16cid:durableId="1297678789">
+  <w:num w:numId="1">
     <w:abstractNumId w:val="7"/>
   </w:num>
-  <w:num w:numId="2" w16cid:durableId="176046057">
+  <w:num w:numId="2">
     <w:abstractNumId w:val="0"/>
   </w:num>
-  <w:num w:numId="3" w16cid:durableId="282809809">
+  <w:num w:numId="3">
     <w:abstractNumId w:val="8"/>
   </w:num>
-  <w:num w:numId="4" w16cid:durableId="515659769">
+  <w:num w:numId="4">
     <w:abstractNumId w:val="2"/>
   </w:num>
-  <w:num w:numId="5" w16cid:durableId="618219152">
+  <w:num w:numId="5">
     <w:abstractNumId w:val="1"/>
   </w:num>
-  <w:num w:numId="6" w16cid:durableId="742797735">
+  <w:num w:numId="6">
     <w:abstractNumId w:val="5"/>
   </w:num>
-  <w:num w:numId="7" w16cid:durableId="1253590216">
+  <w:num w:numId="7">
     <w:abstractNumId w:val="3"/>
   </w:num>
-  <w:num w:numId="8" w16cid:durableId="164517770">
+  <w:num w:numId="8">
     <w:abstractNumId w:val="4"/>
   </w:num>
-  <w:num w:numId="9" w16cid:durableId="1610892004">
+  <w:num w:numId="9">
     <w:abstractNumId w:val="2"/>
     <w:lvlOverride w:ilvl="0">
       <w:startOverride w:val="1"/>
     </w:lvlOverride>
   </w:num>
-  <w:num w:numId="10" w16cid:durableId="1929191661">
+  <w:num w:numId="10">
     <w:abstractNumId w:val="2"/>
     <w:lvlOverride w:ilvl="0">
       <w:startOverride w:val="1"/>
     </w:lvlOverride>
   </w:num>
-  <w:num w:numId="11" w16cid:durableId="711147584">
+  <w:num w:numId="11">
     <w:abstractNumId w:val="6"/>
   </w:num>
-  <w:num w:numId="12" w16cid:durableId="300577335">
+  <w:num w:numId="12">
     <w:abstractNumId w:val="2"/>
     <w:lvlOverride w:ilvl="0">
       <w:startOverride w:val="1"/>

--- a/ППННИР/1.2 Инструменты организации и проведения исследовательской деятельности.docx
+++ b/ППННИР/1.2 Инструменты организации и проведения исследовательской деятельности.docx
@@ -1,6 +1,6 @@
 
 <file path=word/document.xml><?xml version="1.0" encoding="utf-8"?>
-<w:document xmlns:wpc="http://schemas.microsoft.com/office/word/2010/wordprocessingCanvas" xmlns:cx="http://schemas.microsoft.com/office/drawing/2014/chartex" xmlns:cx1="http://schemas.microsoft.com/office/drawing/2015/9/8/chartex" xmlns:cx2="http://schemas.microsoft.com/office/drawing/2015/10/21/chartex" xmlns:cx3="http://schemas.microsoft.com/office/drawing/2016/5/9/chartex" xmlns:cx4="http://schemas.microsoft.com/office/drawing/2016/5/10/chartex" xmlns:cx5="http://schemas.microsoft.com/office/drawing/2016/5/11/chartex" xmlns:cx6="http://schemas.microsoft.com/office/drawing/2016/5/12/chartex" xmlns:cx7="http://schemas.microsoft.com/office/drawing/2016/5/13/chartex" xmlns:cx8="http://schemas.microsoft.com/office/drawing/2016/5/14/chartex" xmlns:mc="http://schemas.openxmlformats.org/markup-compatibility/2006" xmlns:aink="http://schemas.microsoft.com/office/drawing/2016/ink" xmlns:am3d="http://schemas.microsoft.com/office/drawing/2017/model3d" xmlns:o="urn:schemas-microsoft-com:office:office" xmlns:r="http://schemas.openxmlformats.org/officeDocument/2006/relationships" xmlns:m="http://schemas.openxmlformats.org/officeDocument/2006/math" xmlns:v="urn:schemas-microsoft-com:vml" xmlns:wp14="http://schemas.microsoft.com/office/word/2010/wordprocessingDrawing" xmlns:wp="http://schemas.openxmlformats.org/drawingml/2006/wordprocessingDrawing" xmlns:w10="urn:schemas-microsoft-com:office:word" xmlns:w="http://schemas.openxmlformats.org/wordprocessingml/2006/main" xmlns:w14="http://schemas.microsoft.com/office/word/2010/wordml" xmlns:w15="http://schemas.microsoft.com/office/word/2012/wordml" xmlns:w16cex="http://schemas.microsoft.com/office/word/2018/wordml/cex" xmlns:w16cid="http://schemas.microsoft.com/office/word/2016/wordml/cid" xmlns:w16="http://schemas.microsoft.com/office/word/2018/wordml" xmlns:w16sdtdh="http://schemas.microsoft.com/office/word/2020/wordml/sdtdatahash" xmlns:w16se="http://schemas.microsoft.com/office/word/2015/wordml/symex" xmlns:wpg="http://schemas.microsoft.com/office/word/2010/wordprocessingGroup" xmlns:wpi="http://schemas.microsoft.com/office/word/2010/wordprocessingInk" xmlns:wne="http://schemas.microsoft.com/office/word/2006/wordml" xmlns:wps="http://schemas.microsoft.com/office/word/2010/wordprocessingShape" mc:Ignorable="w14 w15 w16se w16cid w16 w16cex w16sdtdh wp14">
+<w:document xmlns:wpc="http://schemas.microsoft.com/office/word/2010/wordprocessingCanvas" xmlns:cx="http://schemas.microsoft.com/office/drawing/2014/chartex" xmlns:cx1="http://schemas.microsoft.com/office/drawing/2015/9/8/chartex" xmlns:cx2="http://schemas.microsoft.com/office/drawing/2015/10/21/chartex" xmlns:cx3="http://schemas.microsoft.com/office/drawing/2016/5/9/chartex" xmlns:cx4="http://schemas.microsoft.com/office/drawing/2016/5/10/chartex" xmlns:cx5="http://schemas.microsoft.com/office/drawing/2016/5/11/chartex" xmlns:cx6="http://schemas.microsoft.com/office/drawing/2016/5/12/chartex" xmlns:cx7="http://schemas.microsoft.com/office/drawing/2016/5/13/chartex" xmlns:cx8="http://schemas.microsoft.com/office/drawing/2016/5/14/chartex" xmlns:mc="http://schemas.openxmlformats.org/markup-compatibility/2006" xmlns:aink="http://schemas.microsoft.com/office/drawing/2016/ink" xmlns:am3d="http://schemas.microsoft.com/office/drawing/2017/model3d" xmlns:o="urn:schemas-microsoft-com:office:office" xmlns:oel="http://schemas.microsoft.com/office/2019/extlst" xmlns:r="http://schemas.openxmlformats.org/officeDocument/2006/relationships" xmlns:m="http://schemas.openxmlformats.org/officeDocument/2006/math" xmlns:v="urn:schemas-microsoft-com:vml" xmlns:wp14="http://schemas.microsoft.com/office/word/2010/wordprocessingDrawing" xmlns:wp="http://schemas.openxmlformats.org/drawingml/2006/wordprocessingDrawing" xmlns:w10="urn:schemas-microsoft-com:office:word" xmlns:w="http://schemas.openxmlformats.org/wordprocessingml/2006/main" xmlns:w14="http://schemas.microsoft.com/office/word/2010/wordml" xmlns:w15="http://schemas.microsoft.com/office/word/2012/wordml" xmlns:w16cex="http://schemas.microsoft.com/office/word/2018/wordml/cex" xmlns:w16cid="http://schemas.microsoft.com/office/word/2016/wordml/cid" xmlns:w16="http://schemas.microsoft.com/office/word/2018/wordml" xmlns:w16sdtdh="http://schemas.microsoft.com/office/word/2020/wordml/sdtdatahash" xmlns:w16se="http://schemas.microsoft.com/office/word/2015/wordml/symex" xmlns:wpg="http://schemas.microsoft.com/office/word/2010/wordprocessingGroup" xmlns:wpi="http://schemas.microsoft.com/office/word/2010/wordprocessingInk" xmlns:wne="http://schemas.microsoft.com/office/word/2006/wordml" xmlns:wps="http://schemas.microsoft.com/office/word/2010/wordprocessingShape" mc:Ignorable="w14 w15 w16se w16cid w16 w16cex w16sdtdh wp14">
   <w:body>
     <w:p>
       <w:pPr>
@@ -55,7 +55,6 @@
         <w:rPr>
           <w:color w:val="0F1115"/>
           <w:szCs w:val="28"/>
-          <w:highlight w:val="yellow"/>
         </w:rPr>
       </w:pPr>
       <w:r>
@@ -151,7 +150,6 @@
         <w:rPr>
           <w:color w:val="0F1115"/>
           <w:szCs w:val="28"/>
-          <w:highlight w:val="yellow"/>
         </w:rPr>
         <w:t>аналогов (моделей), воспроизводящих ключевые свойства оригинала.</w:t>
       </w:r>
@@ -166,72 +164,31 @@
         <w:ind w:firstLine="709"/>
       </w:pPr>
       <w:r>
-        <w:rPr>
-          <w:highlight w:val="yellow"/>
-        </w:rPr>
-        <w:t>Условия эффективного научного</w:t>
-      </w:r>
-      <w:r>
-        <w:t xml:space="preserve"> исследования можно назвать:</w:t>
+        <w:t>Однако наличие средств, методов и форм ещё не гарантирует успешности научного исследования. Результативность работы напрямую зависит от комплекса условий, в которых протекает исследовательская деятельность. Условия эффективного научного исследования включают несколько взаимосвязанных компонентов:</w:t>
       </w:r>
     </w:p>
     <w:p>
-      <w:pPr>
-        <w:pStyle w:val="a"/>
-      </w:pPr>
-      <w:r>
-        <w:t>Квалифицированные кадры, грамотное делегирование обязанностей;</w:t>
+      <w:r>
+        <w:t>Квалифицированные кадры и грамотное делегирование обязанностей. Профессионализм исследователей определяет качество постановки задач, выбор адекватных методов и корректность интерпретации результатов. В коллективных проектах важна чёткая координация ролей, что позволяет избежать дублирования функций и повысить продуктивность команды.</w:t>
       </w:r>
     </w:p>
     <w:p>
-      <w:pPr>
-        <w:pStyle w:val="a"/>
-        <w:rPr>
-          <w:highlight w:val="yellow"/>
-        </w:rPr>
-      </w:pPr>
-      <w:r>
-        <w:t>материально-</w:t>
-      </w:r>
-      <w:r>
-        <w:rPr>
-          <w:highlight w:val="yellow"/>
-        </w:rPr>
-        <w:t>техническая база, информационное обеспечение;</w:t>
+      <w:r>
+        <w:t>Материально-техническая база и информационное обеспечение. Доступ к современному оборудованию, вычислительным мощностям, базам данных и научным публикациям существенно расширяет возможности исследователя. Отсутствие необходимой инфраструктуры может существенно замедлить или ограничить масштаб научной работы.</w:t>
       </w:r>
     </w:p>
     <w:p>
-      <w:pPr>
-        <w:pStyle w:val="a"/>
-        <w:rPr>
-          <w:highlight w:val="yellow"/>
-        </w:rPr>
-      </w:pPr>
-      <w:r>
-        <w:rPr>
-          <w:highlight w:val="yellow"/>
-        </w:rPr>
-        <w:t>организационно-методическое сопровождение;</w:t>
+      <w:r>
+        <w:t>Организационно-методическое сопровождение. Наличие утверждённых регламентов, методических рекомендаций и стандартов обеспечивает структурированность процесса, снижает вероятность ошибок и повышает воспроизводимость результатов.</w:t>
       </w:r>
     </w:p>
     <w:p>
-      <w:pPr>
-        <w:pStyle w:val="a"/>
-        <w:rPr>
-          <w:highlight w:val="yellow"/>
-        </w:rPr>
-      </w:pPr>
-      <w:r>
-        <w:rPr>
-          <w:highlight w:val="yellow"/>
-        </w:rPr>
-        <w:t>соблюдение принципов научной этики.</w:t>
+      <w:r>
+        <w:lastRenderedPageBreak/>
+        <w:t>Соблюдение принципов научной этики. Честность в представлении данных, корректное цитирование источников, уважение авторских прав и ответственность за достоверность выводов формируют доверие к научным результатам и обеспечивают репутацию исследователя в профессиональном сообществе.</w:t>
       </w:r>
     </w:p>
     <w:p>
-      <w:pPr>
-        <w:spacing w:after="300"/>
-      </w:pPr>
       <w:r>
         <w:t xml:space="preserve">Эффективность исследовательской деятельность определяется качеством организации самого процесса. Необходимо грамотно подойти к планированию, определению ресурсов и возможных рисков.  К тому же, современные исследования требуют системной обработки, применяя методы статистики, инструментов визуализации, средств проверки достоверности и воспроизводимости результатов. </w:t>
       </w:r>
@@ -340,7 +297,7 @@
 </file>
 
 <file path=word/endnotes.xml><?xml version="1.0" encoding="utf-8"?>
-<w:endnotes xmlns:wpc="http://schemas.microsoft.com/office/word/2010/wordprocessingCanvas" xmlns:cx="http://schemas.microsoft.com/office/drawing/2014/chartex" xmlns:cx1="http://schemas.microsoft.com/office/drawing/2015/9/8/chartex" xmlns:cx2="http://schemas.microsoft.com/office/drawing/2015/10/21/chartex" xmlns:cx3="http://schemas.microsoft.com/office/drawing/2016/5/9/chartex" xmlns:cx4="http://schemas.microsoft.com/office/drawing/2016/5/10/chartex" xmlns:cx5="http://schemas.microsoft.com/office/drawing/2016/5/11/chartex" xmlns:cx6="http://schemas.microsoft.com/office/drawing/2016/5/12/chartex" xmlns:cx7="http://schemas.microsoft.com/office/drawing/2016/5/13/chartex" xmlns:cx8="http://schemas.microsoft.com/office/drawing/2016/5/14/chartex" xmlns:mc="http://schemas.openxmlformats.org/markup-compatibility/2006" xmlns:aink="http://schemas.microsoft.com/office/drawing/2016/ink" xmlns:am3d="http://schemas.microsoft.com/office/drawing/2017/model3d" xmlns:o="urn:schemas-microsoft-com:office:office" xmlns:r="http://schemas.openxmlformats.org/officeDocument/2006/relationships" xmlns:m="http://schemas.openxmlformats.org/officeDocument/2006/math" xmlns:v="urn:schemas-microsoft-com:vml" xmlns:wp14="http://schemas.microsoft.com/office/word/2010/wordprocessingDrawing" xmlns:wp="http://schemas.openxmlformats.org/drawingml/2006/wordprocessingDrawing" xmlns:w10="urn:schemas-microsoft-com:office:word" xmlns:w="http://schemas.openxmlformats.org/wordprocessingml/2006/main" xmlns:w14="http://schemas.microsoft.com/office/word/2010/wordml" xmlns:w15="http://schemas.microsoft.com/office/word/2012/wordml" xmlns:w16cex="http://schemas.microsoft.com/office/word/2018/wordml/cex" xmlns:w16cid="http://schemas.microsoft.com/office/word/2016/wordml/cid" xmlns:w16="http://schemas.microsoft.com/office/word/2018/wordml" xmlns:w16sdtdh="http://schemas.microsoft.com/office/word/2020/wordml/sdtdatahash" xmlns:w16se="http://schemas.microsoft.com/office/word/2015/wordml/symex" xmlns:wpg="http://schemas.microsoft.com/office/word/2010/wordprocessingGroup" xmlns:wpi="http://schemas.microsoft.com/office/word/2010/wordprocessingInk" xmlns:wne="http://schemas.microsoft.com/office/word/2006/wordml" xmlns:wps="http://schemas.microsoft.com/office/word/2010/wordprocessingShape" mc:Ignorable="w14 w15 w16se w16cid w16 w16cex w16sdtdh wp14">
+<w:endnotes xmlns:wpc="http://schemas.microsoft.com/office/word/2010/wordprocessingCanvas" xmlns:cx="http://schemas.microsoft.com/office/drawing/2014/chartex" xmlns:cx1="http://schemas.microsoft.com/office/drawing/2015/9/8/chartex" xmlns:cx2="http://schemas.microsoft.com/office/drawing/2015/10/21/chartex" xmlns:cx3="http://schemas.microsoft.com/office/drawing/2016/5/9/chartex" xmlns:cx4="http://schemas.microsoft.com/office/drawing/2016/5/10/chartex" xmlns:cx5="http://schemas.microsoft.com/office/drawing/2016/5/11/chartex" xmlns:cx6="http://schemas.microsoft.com/office/drawing/2016/5/12/chartex" xmlns:cx7="http://schemas.microsoft.com/office/drawing/2016/5/13/chartex" xmlns:cx8="http://schemas.microsoft.com/office/drawing/2016/5/14/chartex" xmlns:mc="http://schemas.openxmlformats.org/markup-compatibility/2006" xmlns:aink="http://schemas.microsoft.com/office/drawing/2016/ink" xmlns:am3d="http://schemas.microsoft.com/office/drawing/2017/model3d" xmlns:o="urn:schemas-microsoft-com:office:office" xmlns:oel="http://schemas.microsoft.com/office/2019/extlst" xmlns:r="http://schemas.openxmlformats.org/officeDocument/2006/relationships" xmlns:m="http://schemas.openxmlformats.org/officeDocument/2006/math" xmlns:v="urn:schemas-microsoft-com:vml" xmlns:wp14="http://schemas.microsoft.com/office/word/2010/wordprocessingDrawing" xmlns:wp="http://schemas.openxmlformats.org/drawingml/2006/wordprocessingDrawing" xmlns:w10="urn:schemas-microsoft-com:office:word" xmlns:w="http://schemas.openxmlformats.org/wordprocessingml/2006/main" xmlns:w14="http://schemas.microsoft.com/office/word/2010/wordml" xmlns:w15="http://schemas.microsoft.com/office/word/2012/wordml" xmlns:w16cex="http://schemas.microsoft.com/office/word/2018/wordml/cex" xmlns:w16cid="http://schemas.microsoft.com/office/word/2016/wordml/cid" xmlns:w16="http://schemas.microsoft.com/office/word/2018/wordml" xmlns:w16sdtdh="http://schemas.microsoft.com/office/word/2020/wordml/sdtdatahash" xmlns:w16se="http://schemas.microsoft.com/office/word/2015/wordml/symex" xmlns:wpg="http://schemas.microsoft.com/office/word/2010/wordprocessingGroup" xmlns:wpi="http://schemas.microsoft.com/office/word/2010/wordprocessingInk" xmlns:wne="http://schemas.microsoft.com/office/word/2006/wordml" xmlns:wps="http://schemas.microsoft.com/office/word/2010/wordprocessingShape" mc:Ignorable="w14 w15 w16se w16cid w16 w16cex w16sdtdh wp14">
   <w:endnote w:type="separator" w:id="-1">
     <w:p>
       <w:pPr>
@@ -365,7 +322,7 @@
 </file>
 
 <file path=word/footer1.xml><?xml version="1.0" encoding="utf-8"?>
-<w:ftr xmlns:wpc="http://schemas.microsoft.com/office/word/2010/wordprocessingCanvas" xmlns:cx="http://schemas.microsoft.com/office/drawing/2014/chartex" xmlns:cx1="http://schemas.microsoft.com/office/drawing/2015/9/8/chartex" xmlns:cx2="http://schemas.microsoft.com/office/drawing/2015/10/21/chartex" xmlns:cx3="http://schemas.microsoft.com/office/drawing/2016/5/9/chartex" xmlns:cx4="http://schemas.microsoft.com/office/drawing/2016/5/10/chartex" xmlns:cx5="http://schemas.microsoft.com/office/drawing/2016/5/11/chartex" xmlns:cx6="http://schemas.microsoft.com/office/drawing/2016/5/12/chartex" xmlns:cx7="http://schemas.microsoft.com/office/drawing/2016/5/13/chartex" xmlns:cx8="http://schemas.microsoft.com/office/drawing/2016/5/14/chartex" xmlns:mc="http://schemas.openxmlformats.org/markup-compatibility/2006" xmlns:aink="http://schemas.microsoft.com/office/drawing/2016/ink" xmlns:am3d="http://schemas.microsoft.com/office/drawing/2017/model3d" xmlns:o="urn:schemas-microsoft-com:office:office" xmlns:r="http://schemas.openxmlformats.org/officeDocument/2006/relationships" xmlns:m="http://schemas.openxmlformats.org/officeDocument/2006/math" xmlns:v="urn:schemas-microsoft-com:vml" xmlns:wp14="http://schemas.microsoft.com/office/word/2010/wordprocessingDrawing" xmlns:wp="http://schemas.openxmlformats.org/drawingml/2006/wordprocessingDrawing" xmlns:w10="urn:schemas-microsoft-com:office:word" xmlns:w="http://schemas.openxmlformats.org/wordprocessingml/2006/main" xmlns:w14="http://schemas.microsoft.com/office/word/2010/wordml" xmlns:w15="http://schemas.microsoft.com/office/word/2012/wordml" xmlns:w16cex="http://schemas.microsoft.com/office/word/2018/wordml/cex" xmlns:w16cid="http://schemas.microsoft.com/office/word/2016/wordml/cid" xmlns:w16="http://schemas.microsoft.com/office/word/2018/wordml" xmlns:w16sdtdh="http://schemas.microsoft.com/office/word/2020/wordml/sdtdatahash" xmlns:w16se="http://schemas.microsoft.com/office/word/2015/wordml/symex" xmlns:wpg="http://schemas.microsoft.com/office/word/2010/wordprocessingGroup" xmlns:wpi="http://schemas.microsoft.com/office/word/2010/wordprocessingInk" xmlns:wne="http://schemas.microsoft.com/office/word/2006/wordml" xmlns:wps="http://schemas.microsoft.com/office/word/2010/wordprocessingShape" mc:Ignorable="w14 w15 w16se w16cid w16 w16cex w16sdtdh wp14">
+<w:ftr xmlns:wpc="http://schemas.microsoft.com/office/word/2010/wordprocessingCanvas" xmlns:cx="http://schemas.microsoft.com/office/drawing/2014/chartex" xmlns:cx1="http://schemas.microsoft.com/office/drawing/2015/9/8/chartex" xmlns:cx2="http://schemas.microsoft.com/office/drawing/2015/10/21/chartex" xmlns:cx3="http://schemas.microsoft.com/office/drawing/2016/5/9/chartex" xmlns:cx4="http://schemas.microsoft.com/office/drawing/2016/5/10/chartex" xmlns:cx5="http://schemas.microsoft.com/office/drawing/2016/5/11/chartex" xmlns:cx6="http://schemas.microsoft.com/office/drawing/2016/5/12/chartex" xmlns:cx7="http://schemas.microsoft.com/office/drawing/2016/5/13/chartex" xmlns:cx8="http://schemas.microsoft.com/office/drawing/2016/5/14/chartex" xmlns:mc="http://schemas.openxmlformats.org/markup-compatibility/2006" xmlns:aink="http://schemas.microsoft.com/office/drawing/2016/ink" xmlns:am3d="http://schemas.microsoft.com/office/drawing/2017/model3d" xmlns:o="urn:schemas-microsoft-com:office:office" xmlns:oel="http://schemas.microsoft.com/office/2019/extlst" xmlns:r="http://schemas.openxmlformats.org/officeDocument/2006/relationships" xmlns:m="http://schemas.openxmlformats.org/officeDocument/2006/math" xmlns:v="urn:schemas-microsoft-com:vml" xmlns:wp14="http://schemas.microsoft.com/office/word/2010/wordprocessingDrawing" xmlns:wp="http://schemas.openxmlformats.org/drawingml/2006/wordprocessingDrawing" xmlns:w10="urn:schemas-microsoft-com:office:word" xmlns:w="http://schemas.openxmlformats.org/wordprocessingml/2006/main" xmlns:w14="http://schemas.microsoft.com/office/word/2010/wordml" xmlns:w15="http://schemas.microsoft.com/office/word/2012/wordml" xmlns:w16cex="http://schemas.microsoft.com/office/word/2018/wordml/cex" xmlns:w16cid="http://schemas.microsoft.com/office/word/2016/wordml/cid" xmlns:w16="http://schemas.microsoft.com/office/word/2018/wordml" xmlns:w16sdtdh="http://schemas.microsoft.com/office/word/2020/wordml/sdtdatahash" xmlns:w16se="http://schemas.microsoft.com/office/word/2015/wordml/symex" xmlns:wpg="http://schemas.microsoft.com/office/word/2010/wordprocessingGroup" xmlns:wpi="http://schemas.microsoft.com/office/word/2010/wordprocessingInk" xmlns:wne="http://schemas.microsoft.com/office/word/2006/wordml" xmlns:wps="http://schemas.microsoft.com/office/word/2010/wordprocessingShape" mc:Ignorable="w14 w15 w16se w16cid w16 w16cex w16sdtdh wp14">
   <w:p>
     <w:pPr>
       <w:pStyle w:val="af3"/>
@@ -392,7 +349,7 @@
 </file>
 
 <file path=word/footnotes.xml><?xml version="1.0" encoding="utf-8"?>
-<w:footnotes xmlns:wpc="http://schemas.microsoft.com/office/word/2010/wordprocessingCanvas" xmlns:cx="http://schemas.microsoft.com/office/drawing/2014/chartex" xmlns:cx1="http://schemas.microsoft.com/office/drawing/2015/9/8/chartex" xmlns:cx2="http://schemas.microsoft.com/office/drawing/2015/10/21/chartex" xmlns:cx3="http://schemas.microsoft.com/office/drawing/2016/5/9/chartex" xmlns:cx4="http://schemas.microsoft.com/office/drawing/2016/5/10/chartex" xmlns:cx5="http://schemas.microsoft.com/office/drawing/2016/5/11/chartex" xmlns:cx6="http://schemas.microsoft.com/office/drawing/2016/5/12/chartex" xmlns:cx7="http://schemas.microsoft.com/office/drawing/2016/5/13/chartex" xmlns:cx8="http://schemas.microsoft.com/office/drawing/2016/5/14/chartex" xmlns:mc="http://schemas.openxmlformats.org/markup-compatibility/2006" xmlns:aink="http://schemas.microsoft.com/office/drawing/2016/ink" xmlns:am3d="http://schemas.microsoft.com/office/drawing/2017/model3d" xmlns:o="urn:schemas-microsoft-com:office:office" xmlns:r="http://schemas.openxmlformats.org/officeDocument/2006/relationships" xmlns:m="http://schemas.openxmlformats.org/officeDocument/2006/math" xmlns:v="urn:schemas-microsoft-com:vml" xmlns:wp14="http://schemas.microsoft.com/office/word/2010/wordprocessingDrawing" xmlns:wp="http://schemas.openxmlformats.org/drawingml/2006/wordprocessingDrawing" xmlns:w10="urn:schemas-microsoft-com:office:word" xmlns:w="http://schemas.openxmlformats.org/wordprocessingml/2006/main" xmlns:w14="http://schemas.microsoft.com/office/word/2010/wordml" xmlns:w15="http://schemas.microsoft.com/office/word/2012/wordml" xmlns:w16cex="http://schemas.microsoft.com/office/word/2018/wordml/cex" xmlns:w16cid="http://schemas.microsoft.com/office/word/2016/wordml/cid" xmlns:w16="http://schemas.microsoft.com/office/word/2018/wordml" xmlns:w16sdtdh="http://schemas.microsoft.com/office/word/2020/wordml/sdtdatahash" xmlns:w16se="http://schemas.microsoft.com/office/word/2015/wordml/symex" xmlns:wpg="http://schemas.microsoft.com/office/word/2010/wordprocessingGroup" xmlns:wpi="http://schemas.microsoft.com/office/word/2010/wordprocessingInk" xmlns:wne="http://schemas.microsoft.com/office/word/2006/wordml" xmlns:wps="http://schemas.microsoft.com/office/word/2010/wordprocessingShape" mc:Ignorable="w14 w15 w16se w16cid w16 w16cex w16sdtdh wp14">
+<w:footnotes xmlns:wpc="http://schemas.microsoft.com/office/word/2010/wordprocessingCanvas" xmlns:cx="http://schemas.microsoft.com/office/drawing/2014/chartex" xmlns:cx1="http://schemas.microsoft.com/office/drawing/2015/9/8/chartex" xmlns:cx2="http://schemas.microsoft.com/office/drawing/2015/10/21/chartex" xmlns:cx3="http://schemas.microsoft.com/office/drawing/2016/5/9/chartex" xmlns:cx4="http://schemas.microsoft.com/office/drawing/2016/5/10/chartex" xmlns:cx5="http://schemas.microsoft.com/office/drawing/2016/5/11/chartex" xmlns:cx6="http://schemas.microsoft.com/office/drawing/2016/5/12/chartex" xmlns:cx7="http://schemas.microsoft.com/office/drawing/2016/5/13/chartex" xmlns:cx8="http://schemas.microsoft.com/office/drawing/2016/5/14/chartex" xmlns:mc="http://schemas.openxmlformats.org/markup-compatibility/2006" xmlns:aink="http://schemas.microsoft.com/office/drawing/2016/ink" xmlns:am3d="http://schemas.microsoft.com/office/drawing/2017/model3d" xmlns:o="urn:schemas-microsoft-com:office:office" xmlns:oel="http://schemas.microsoft.com/office/2019/extlst" xmlns:r="http://schemas.openxmlformats.org/officeDocument/2006/relationships" xmlns:m="http://schemas.openxmlformats.org/officeDocument/2006/math" xmlns:v="urn:schemas-microsoft-com:vml" xmlns:wp14="http://schemas.microsoft.com/office/word/2010/wordprocessingDrawing" xmlns:wp="http://schemas.openxmlformats.org/drawingml/2006/wordprocessingDrawing" xmlns:w10="urn:schemas-microsoft-com:office:word" xmlns:w="http://schemas.openxmlformats.org/wordprocessingml/2006/main" xmlns:w14="http://schemas.microsoft.com/office/word/2010/wordml" xmlns:w15="http://schemas.microsoft.com/office/word/2012/wordml" xmlns:w16cex="http://schemas.microsoft.com/office/word/2018/wordml/cex" xmlns:w16cid="http://schemas.microsoft.com/office/word/2016/wordml/cid" xmlns:w16="http://schemas.microsoft.com/office/word/2018/wordml" xmlns:w16sdtdh="http://schemas.microsoft.com/office/word/2020/wordml/sdtdatahash" xmlns:w16se="http://schemas.microsoft.com/office/word/2015/wordml/symex" xmlns:wpg="http://schemas.microsoft.com/office/word/2010/wordprocessingGroup" xmlns:wpi="http://schemas.microsoft.com/office/word/2010/wordprocessingInk" xmlns:wne="http://schemas.microsoft.com/office/word/2006/wordml" xmlns:wps="http://schemas.microsoft.com/office/word/2010/wordprocessingShape" mc:Ignorable="w14 w15 w16se w16cid w16 w16cex w16sdtdh wp14">
   <w:footnote w:type="separator" w:id="-1">
     <w:p>
       <w:pPr>
@@ -417,7 +374,7 @@
 </file>
 
 <file path=word/numbering.xml><?xml version="1.0" encoding="utf-8"?>
-<w:numbering xmlns:wpc="http://schemas.microsoft.com/office/word/2010/wordprocessingCanvas" xmlns:cx="http://schemas.microsoft.com/office/drawing/2014/chartex" xmlns:cx1="http://schemas.microsoft.com/office/drawing/2015/9/8/chartex" xmlns:cx2="http://schemas.microsoft.com/office/drawing/2015/10/21/chartex" xmlns:cx3="http://schemas.microsoft.com/office/drawing/2016/5/9/chartex" xmlns:cx4="http://schemas.microsoft.com/office/drawing/2016/5/10/chartex" xmlns:cx5="http://schemas.microsoft.com/office/drawing/2016/5/11/chartex" xmlns:cx6="http://schemas.microsoft.com/office/drawing/2016/5/12/chartex" xmlns:cx7="http://schemas.microsoft.com/office/drawing/2016/5/13/chartex" xmlns:cx8="http://schemas.microsoft.com/office/drawing/2016/5/14/chartex" xmlns:mc="http://schemas.openxmlformats.org/markup-compatibility/2006" xmlns:aink="http://schemas.microsoft.com/office/drawing/2016/ink" xmlns:am3d="http://schemas.microsoft.com/office/drawing/2017/model3d" xmlns:o="urn:schemas-microsoft-com:office:office" xmlns:r="http://schemas.openxmlformats.org/officeDocument/2006/relationships" xmlns:m="http://schemas.openxmlformats.org/officeDocument/2006/math" xmlns:v="urn:schemas-microsoft-com:vml" xmlns:wp14="http://schemas.microsoft.com/office/word/2010/wordprocessingDrawing" xmlns:wp="http://schemas.openxmlformats.org/drawingml/2006/wordprocessingDrawing" xmlns:w10="urn:schemas-microsoft-com:office:word" xmlns:w="http://schemas.openxmlformats.org/wordprocessingml/2006/main" xmlns:w14="http://schemas.microsoft.com/office/word/2010/wordml" xmlns:w15="http://schemas.microsoft.com/office/word/2012/wordml" xmlns:w16cex="http://schemas.microsoft.com/office/word/2018/wordml/cex" xmlns:w16cid="http://schemas.microsoft.com/office/word/2016/wordml/cid" xmlns:w16="http://schemas.microsoft.com/office/word/2018/wordml" xmlns:w16sdtdh="http://schemas.microsoft.com/office/word/2020/wordml/sdtdatahash" xmlns:w16se="http://schemas.microsoft.com/office/word/2015/wordml/symex" xmlns:wpg="http://schemas.microsoft.com/office/word/2010/wordprocessingGroup" xmlns:wpi="http://schemas.microsoft.com/office/word/2010/wordprocessingInk" xmlns:wne="http://schemas.microsoft.com/office/word/2006/wordml" xmlns:wps="http://schemas.microsoft.com/office/word/2010/wordprocessingShape" mc:Ignorable="w14 w15 w16se w16cid w16 w16cex w16sdtdh wp14">
+<w:numbering xmlns:wpc="http://schemas.microsoft.com/office/word/2010/wordprocessingCanvas" xmlns:cx="http://schemas.microsoft.com/office/drawing/2014/chartex" xmlns:cx1="http://schemas.microsoft.com/office/drawing/2015/9/8/chartex" xmlns:cx2="http://schemas.microsoft.com/office/drawing/2015/10/21/chartex" xmlns:cx3="http://schemas.microsoft.com/office/drawing/2016/5/9/chartex" xmlns:cx4="http://schemas.microsoft.com/office/drawing/2016/5/10/chartex" xmlns:cx5="http://schemas.microsoft.com/office/drawing/2016/5/11/chartex" xmlns:cx6="http://schemas.microsoft.com/office/drawing/2016/5/12/chartex" xmlns:cx7="http://schemas.microsoft.com/office/drawing/2016/5/13/chartex" xmlns:cx8="http://schemas.microsoft.com/office/drawing/2016/5/14/chartex" xmlns:mc="http://schemas.openxmlformats.org/markup-compatibility/2006" xmlns:aink="http://schemas.microsoft.com/office/drawing/2016/ink" xmlns:am3d="http://schemas.microsoft.com/office/drawing/2017/model3d" xmlns:o="urn:schemas-microsoft-com:office:office" xmlns:oel="http://schemas.microsoft.com/office/2019/extlst" xmlns:r="http://schemas.openxmlformats.org/officeDocument/2006/relationships" xmlns:m="http://schemas.openxmlformats.org/officeDocument/2006/math" xmlns:v="urn:schemas-microsoft-com:vml" xmlns:wp14="http://schemas.microsoft.com/office/word/2010/wordprocessingDrawing" xmlns:wp="http://schemas.openxmlformats.org/drawingml/2006/wordprocessingDrawing" xmlns:w10="urn:schemas-microsoft-com:office:word" xmlns:w="http://schemas.openxmlformats.org/wordprocessingml/2006/main" xmlns:w14="http://schemas.microsoft.com/office/word/2010/wordml" xmlns:w15="http://schemas.microsoft.com/office/word/2012/wordml" xmlns:w16cex="http://schemas.microsoft.com/office/word/2018/wordml/cex" xmlns:w16cid="http://schemas.microsoft.com/office/word/2016/wordml/cid" xmlns:w16="http://schemas.microsoft.com/office/word/2018/wordml" xmlns:w16sdtdh="http://schemas.microsoft.com/office/word/2020/wordml/sdtdatahash" xmlns:w16se="http://schemas.microsoft.com/office/word/2015/wordml/symex" xmlns:wpg="http://schemas.microsoft.com/office/word/2010/wordprocessingGroup" xmlns:wpi="http://schemas.microsoft.com/office/word/2010/wordprocessingInk" xmlns:wne="http://schemas.microsoft.com/office/word/2006/wordml" xmlns:wps="http://schemas.microsoft.com/office/word/2010/wordprocessingShape" mc:Ignorable="w14 w15 w16se w16cid w16 w16cex w16sdtdh wp14">
   <w:abstractNum w:abstractNumId="0" w15:restartNumberingAfterBreak="0">
     <w:nsid w:val="1A3A658A"/>
     <w:multiLevelType w:val="hybridMultilevel"/>
@@ -1409,46 +1366,46 @@
       </w:rPr>
     </w:lvl>
   </w:abstractNum>
-  <w:num w:numId="1">
+  <w:num w:numId="1" w16cid:durableId="1157114640">
     <w:abstractNumId w:val="7"/>
   </w:num>
-  <w:num w:numId="2">
+  <w:num w:numId="2" w16cid:durableId="877931974">
     <w:abstractNumId w:val="0"/>
   </w:num>
-  <w:num w:numId="3">
+  <w:num w:numId="3" w16cid:durableId="156923562">
     <w:abstractNumId w:val="8"/>
   </w:num>
-  <w:num w:numId="4">
+  <w:num w:numId="4" w16cid:durableId="1348143102">
     <w:abstractNumId w:val="2"/>
   </w:num>
-  <w:num w:numId="5">
+  <w:num w:numId="5" w16cid:durableId="374040789">
     <w:abstractNumId w:val="1"/>
   </w:num>
-  <w:num w:numId="6">
+  <w:num w:numId="6" w16cid:durableId="1733624820">
     <w:abstractNumId w:val="5"/>
   </w:num>
-  <w:num w:numId="7">
+  <w:num w:numId="7" w16cid:durableId="1456172581">
     <w:abstractNumId w:val="3"/>
   </w:num>
-  <w:num w:numId="8">
+  <w:num w:numId="8" w16cid:durableId="1105929425">
     <w:abstractNumId w:val="4"/>
   </w:num>
-  <w:num w:numId="9">
+  <w:num w:numId="9" w16cid:durableId="576980828">
     <w:abstractNumId w:val="2"/>
     <w:lvlOverride w:ilvl="0">
       <w:startOverride w:val="1"/>
     </w:lvlOverride>
   </w:num>
-  <w:num w:numId="10">
+  <w:num w:numId="10" w16cid:durableId="1477262583">
     <w:abstractNumId w:val="2"/>
     <w:lvlOverride w:ilvl="0">
       <w:startOverride w:val="1"/>
     </w:lvlOverride>
   </w:num>
-  <w:num w:numId="11">
+  <w:num w:numId="11" w16cid:durableId="1076786386">
     <w:abstractNumId w:val="6"/>
   </w:num>
-  <w:num w:numId="12">
+  <w:num w:numId="12" w16cid:durableId="692416988">
     <w:abstractNumId w:val="2"/>
     <w:lvlOverride w:ilvl="0">
       <w:startOverride w:val="1"/>
@@ -1976,7 +1933,6 @@
   <w:style w:type="character" w:default="1" w:styleId="a2">
     <w:name w:val="Default Paragraph Font"/>
     <w:uiPriority w:val="1"/>
-    <w:semiHidden/>
     <w:unhideWhenUsed/>
   </w:style>
   <w:style w:type="table" w:default="1" w:styleId="a3">
